--- a/_build/docx/01_Кадровые_документы/8_Приказ_об_утверждении_штатного_расписания.docx
+++ b/_build/docx/01_Кадровые_документы/8_Приказ_об_утверждении_штатного_расписания.docx
@@ -76,7 +76,7 @@
         <w:rPr>
           <w:rFonts w:ascii="Times New Roman" w:hAnsi="Times New Roman"/>
         </w:rPr>
-        <w:t>и фонда оплаты труда работников ООО «АльденаГрупп», руководствуясь статьёй 57</w:t>
+        <w:t>и фонда оплаты труда работников ООО «АльденаГрупп», руководствуясь Трудовым</w:t>
       </w:r>
     </w:p>
     <w:p>
@@ -84,7 +84,7 @@
         <w:rPr>
           <w:rFonts w:ascii="Times New Roman" w:hAnsi="Times New Roman"/>
         </w:rPr>
-        <w:t>Трудового кодекса Республики Беларусь,</w:t>
+        <w:t>кодексом Республики Беларусь и Уставом организации,</w:t>
       </w:r>
     </w:p>
     <w:p>
